--- a/storage/templates/Подольская 38/Синяя.docx
+++ b/storage/templates/Подольская 38/Синяя.docx
@@ -1239,7 +1239,7 @@
         <w:rPr>
           <w:rFonts w:ascii="Oswald" w:hAnsi="Oswald"/>
         </w:rPr>
-        <w:t>Наймодатель: ________________________________________________Наниматель: _________________________________________________</w:t>
+        <w:t>Наймодатель: _______________Наниматель: _______________</w:t>
       </w:r>
     </w:p>
     <w:p>
@@ -1260,6 +1260,7 @@
         <w:jc w:val="center"/>
       </w:pPr>
       <w:r>
+        <w:br w:type="page"/>
         <w:rPr>
           <w:rFonts w:ascii="Oswald" w:hAnsi="Oswald"/>
           <w:b/>
@@ -1389,7 +1390,7 @@
         <w:rPr>
           <w:rFonts w:ascii="Oswald" w:hAnsi="Oswald"/>
         </w:rPr>
-        <w:t>Наймодатель: ________________________________________________</w:t>
+        <w:t>Наймодатель: _______________</w:t>
       </w:r>
     </w:p>
     <w:p>
@@ -1410,6 +1411,7 @@
         <w:jc w:val="center"/>
       </w:pPr>
       <w:r>
+        <w:br w:type="page"/>
         <w:rPr>
           <w:rFonts w:ascii="Oswald" w:hAnsi="Oswald"/>
           <w:b/>
@@ -3386,6 +3388,7 @@
         <w:jc w:val="center"/>
       </w:pPr>
       <w:r>
+        <w:br w:type="page"/>
         <w:rPr>
           <w:rFonts w:ascii="Oswald" w:hAnsi="Oswald"/>
           <w:b/>
@@ -3790,6 +3793,7 @@
         <w:jc w:val="center"/>
       </w:pPr>
       <w:r>
+        <w:br w:type="page"/>
         <w:rPr>
           <w:rFonts w:ascii="Oswald" w:hAnsi="Oswald"/>
           <w:b/>
